--- a/paper.docx
+++ b/paper.docx
@@ -997,7 +997,31 @@
               <w:jc w:val="left"/>
             </w:pPr>
             <w:r>
-              <w:t xml:space="preserve">HIMSS AMAM alignment</w:t>
+              <w:t xml:space="preserve">HIMSS</w:t>
+            </w:r>
+            <w:r>
+              <w:rPr>
+                <w:vertAlign w:val="superscript"/>
+              </w:rPr>
+              <w:t xml:space="preserve">a</w:t>
+            </w:r>
+            <w:r>
+              <w:t xml:space="preserve"> </w:t>
+            </w:r>
+            <w:r>
+              <w:t xml:space="preserve">AMAM</w:t>
+            </w:r>
+            <w:r>
+              <w:rPr>
+                <w:vertAlign w:val="superscript"/>
+              </w:rPr>
+              <w:t xml:space="preserve">b</w:t>
+            </w:r>
+            <w:r>
+              <w:t xml:space="preserve"> </w:t>
+            </w:r>
+            <w:r>
+              <w:t xml:space="preserve">alignment</w:t>
             </w:r>
           </w:p>
         </w:tc>
@@ -1009,7 +1033,19 @@
               <w:jc w:val="left"/>
             </w:pPr>
             <w:r>
-              <w:t xml:space="preserve">DIKW hierarchy</w:t>
+              <w:t xml:space="preserve">DIKW</w:t>
+            </w:r>
+            <w:r>
+              <w:rPr>
+                <w:vertAlign w:val="superscript"/>
+              </w:rPr>
+              <w:t xml:space="preserve">c</w:t>
+            </w:r>
+            <w:r>
+              <w:t xml:space="preserve"> </w:t>
+            </w:r>
+            <w:r>
+              <w:t xml:space="preserve">hierarchy</w:t>
             </w:r>
           </w:p>
         </w:tc>
@@ -1182,6 +1218,44 @@
         <w:pStyle w:val="BodyText"/>
       </w:pPr>
       <w:r>
+        <w:rPr>
+          <w:vertAlign w:val="superscript"/>
+        </w:rPr>
+        <w:t xml:space="preserve">a</w:t>
+      </w:r>
+      <w:r>
+        <w:t xml:space="preserve">HIMSS: Healthcare Information and Management Systems Society.</w:t>
+      </w:r>
+      <w:r>
+        <w:t xml:space="preserve"> </w:t>
+      </w:r>
+      <w:r>
+        <w:rPr>
+          <w:vertAlign w:val="superscript"/>
+        </w:rPr>
+        <w:t xml:space="preserve">b</w:t>
+      </w:r>
+      <w:r>
+        <w:t xml:space="preserve">AMAM: Analytics Maturity Assessment Model.</w:t>
+      </w:r>
+      <w:r>
+        <w:t xml:space="preserve"> </w:t>
+      </w:r>
+      <w:r>
+        <w:rPr>
+          <w:vertAlign w:val="superscript"/>
+        </w:rPr>
+        <w:t xml:space="preserve">c</w:t>
+      </w:r>
+      <w:r>
+        <w:t xml:space="preserve">DIKW: data, information, knowledge, and wisdom.</w:t>
+      </w:r>
+    </w:p>
+    <w:p>
+      <w:pPr>
+        <w:pStyle w:val="BodyText"/>
+      </w:pPr>
+      <w:r>
         <w:t xml:space="preserve">The HIMSS AMAM provides organizational benchmarks but does not address workforce knowledge retention. The data, information, knowledge, and wisdom hierarchy explains progression from raw data to actionable insights but does not account for institutional memory loss. The 3-pillar framework synthesizes these perspectives, positioning workforce dynamics as the critical enabler connecting data access (analytics maturity) with organizational wisdom (knowledge preservation)</w:t>
       </w:r>
       <w:r>
@@ -1772,7 +1846,7 @@
       <w:r>
         <w:drawing>
           <wp:inline>
-            <wp:extent cx="4613700" cy="5258943"/>
+            <wp:extent cx="4000500" cy="4559984"/>
             <wp:effectExtent b="0" l="0" r="0" t="0"/>
             <wp:docPr descr="Figure 1. Human-in-the-loop knowledge governance architecture. NLP: natural language processing." title="" id="14" name="Picture"/>
             <a:graphic>
@@ -1793,7 +1867,7 @@
                   <pic:spPr bwMode="auto">
                     <a:xfrm>
                       <a:off x="0" y="0"/>
-                      <a:ext cx="4613700" cy="5258943"/>
+                      <a:ext cx="4000500" cy="4559984"/>
                     </a:xfrm>
                     <a:prstGeom prst="rect">
                       <a:avLst/>
@@ -3273,7 +3347,43 @@
               <w:jc w:val="left"/>
             </w:pPr>
             <w:r>
-              <w:t xml:space="preserve">HIMSS AMAM stage, self-service analytics, and AI and NL interface</w:t>
+              <w:t xml:space="preserve">HIMSS</w:t>
+            </w:r>
+            <w:r>
+              <w:rPr>
+                <w:vertAlign w:val="superscript"/>
+              </w:rPr>
+              <w:t xml:space="preserve">a</w:t>
+            </w:r>
+            <w:r>
+              <w:t xml:space="preserve"> </w:t>
+            </w:r>
+            <w:r>
+              <w:t xml:space="preserve">AMAM</w:t>
+            </w:r>
+            <w:r>
+              <w:rPr>
+                <w:vertAlign w:val="superscript"/>
+              </w:rPr>
+              <w:t xml:space="preserve">b</w:t>
+            </w:r>
+            <w:r>
+              <w:t xml:space="preserve"> </w:t>
+            </w:r>
+            <w:r>
+              <w:t xml:space="preserve">stage, self-service analytics, and AI and NL</w:t>
+            </w:r>
+            <w:r>
+              <w:rPr>
+                <w:vertAlign w:val="superscript"/>
+              </w:rPr>
+              <w:t xml:space="preserve">c</w:t>
+            </w:r>
+            <w:r>
+              <w:t xml:space="preserve"> </w:t>
+            </w:r>
+            <w:r>
+              <w:t xml:space="preserve">interface</w:t>
             </w:r>
           </w:p>
         </w:tc>
@@ -3331,6 +3441,44 @@
         </w:tc>
       </w:tr>
     </w:tbl>
+    <w:p>
+      <w:pPr>
+        <w:pStyle w:val="BodyText"/>
+      </w:pPr>
+      <w:r>
+        <w:rPr>
+          <w:vertAlign w:val="superscript"/>
+        </w:rPr>
+        <w:t xml:space="preserve">a</w:t>
+      </w:r>
+      <w:r>
+        <w:t xml:space="preserve">HIMSS: Healthcare Information and Management Systems Society.</w:t>
+      </w:r>
+      <w:r>
+        <w:t xml:space="preserve"> </w:t>
+      </w:r>
+      <w:r>
+        <w:rPr>
+          <w:vertAlign w:val="superscript"/>
+        </w:rPr>
+        <w:t xml:space="preserve">b</w:t>
+      </w:r>
+      <w:r>
+        <w:t xml:space="preserve">AMAM: Analytics Maturity Assessment Model.</w:t>
+      </w:r>
+      <w:r>
+        <w:t xml:space="preserve"> </w:t>
+      </w:r>
+      <w:r>
+        <w:rPr>
+          <w:vertAlign w:val="superscript"/>
+        </w:rPr>
+        <w:t xml:space="preserve">c</w:t>
+      </w:r>
+      <w:r>
+        <w:t xml:space="preserve">NL: natural language.</w:t>
+      </w:r>
+    </w:p>
     <w:p>
       <w:pPr>
         <w:pStyle w:val="BodyText"/>
